--- a/物联网安全/课程报告latex 模板/课程报告封面.docx
+++ b/物联网安全/课程报告latex 模板/课程报告封面.docx
@@ -112,8 +112,7 @@
     <w:p>
       <w:pPr>
         <w:spacing w:before="222" w:line="192" w:lineRule="auto"/>
-        <w:ind w:firstLine="3360" w:firstLineChars="1050"/>
-        <w:jc w:val="both"/>
+        <w:jc w:val="center"/>
         <w:rPr>
           <w:rFonts w:hint="default" w:ascii="Times New Roman" w:hAnsi="Times New Roman" w:eastAsia="宋体" w:cs="Times New Roman"/>
           <w:sz w:val="31"/>
@@ -296,32 +295,17 @@
           <w:sz w:val="35"/>
           <w:szCs w:val="35"/>
         </w:rPr>
-        <w:t xml:space="preserve">目 </w:t>
-      </w:r>
-      <w:r>
-        <w:rPr>
-          <w:spacing w:val="4"/>
-          <w:u w:val="single" w:color="auto"/>
-        </w:rPr>
-        <w:t xml:space="preserve">         </w:t>
+        <w:t>目</w:t>
       </w:r>
       <w:r>
         <w:rPr>
           <w:rFonts w:hint="eastAsia"/>
           <w:spacing w:val="4"/>
-          <w:u w:val="single" w:color="auto"/>
+          <w:sz w:val="35"/>
+          <w:szCs w:val="35"/>
           <w:lang w:val="en-US" w:eastAsia="zh-CN"/>
         </w:rPr>
         <w:t xml:space="preserve"> </w:t>
-      </w:r>
-      <w:bookmarkStart w:id="0" w:name="_GoBack"/>
-      <w:bookmarkEnd w:id="0"/>
-      <w:r>
-        <w:rPr>
-          <w:spacing w:val="4"/>
-          <w:u w:val="single" w:color="auto"/>
-        </w:rPr>
-        <w:t xml:space="preserve">  </w:t>
       </w:r>
       <w:r>
         <w:rPr>
@@ -330,21 +314,7 @@
           <w:u w:val="single" w:color="auto"/>
           <w:lang w:val="en-US" w:eastAsia="zh-CN"/>
         </w:rPr>
-        <w:t>XXXXXXXXXXXXXXXXXXX</w:t>
-      </w:r>
-      <w:r>
-        <w:rPr>
-          <w:spacing w:val="4"/>
-          <w:u w:val="single" w:color="auto"/>
-        </w:rPr>
-        <w:t xml:space="preserve">    </w:t>
-      </w:r>
-      <w:r>
-        <w:rPr>
-          <w:spacing w:val="3"/>
-          <w:u w:val="single" w:color="auto"/>
-        </w:rPr>
-        <w:t xml:space="preserve">      </w:t>
+        <w:t>大模型赋能物联网安全：研究综述与实验评估</w:t>
       </w:r>
     </w:p>
     <w:p>
@@ -394,6 +364,15 @@
       <w:r>
         <w:rPr>
           <w:rFonts w:hint="eastAsia" w:ascii="Times New Roman" w:hAnsi="Times New Roman" w:eastAsia="宋体" w:cs="Times New Roman"/>
+          <w:spacing w:val="2"/>
+          <w:u w:val="single" w:color="auto"/>
+          <w:lang w:val="en-US" w:eastAsia="zh-CN"/>
+        </w:rPr>
+        <w:t xml:space="preserve"> </w:t>
+      </w:r>
+      <w:r>
+        <w:rPr>
+          <w:rFonts w:hint="eastAsia" w:ascii="Times New Roman" w:hAnsi="Times New Roman" w:eastAsia="宋体" w:cs="Times New Roman"/>
           <w:spacing w:val="1"/>
           <w:u w:val="single" w:color="auto"/>
           <w:lang w:val="en-US" w:eastAsia="zh-CN"/>
@@ -464,29 +443,128 @@
       </w:r>
       <w:r>
         <w:rPr>
+          <w:rFonts w:hint="default" w:ascii="Times New Roman" w:hAnsi="Times New Roman" w:eastAsia="宋体" w:cs="Times New Roman"/>
+          <w:spacing w:val="1"/>
+          <w:u w:val="single" w:color="auto"/>
+          <w:lang w:val="en-US" w:eastAsia="zh-CN"/>
+        </w:rPr>
+        <w:t>22080929</w:t>
+      </w:r>
+      <w:r>
+        <w:rPr>
           <w:rFonts w:ascii="Times New Roman" w:hAnsi="Times New Roman" w:eastAsia="Times New Roman" w:cs="Times New Roman"/>
           <w:u w:val="single" w:color="auto"/>
         </w:rPr>
-        <w:t>xxxxxx</w:t>
+        <w:tab/>
       </w:r>
       <w:r>
         <w:rPr>
           <w:rFonts w:ascii="Times New Roman" w:hAnsi="Times New Roman" w:eastAsia="Times New Roman" w:cs="Times New Roman"/>
+        </w:rPr>
+        <w:t xml:space="preserve"> </w:t>
+      </w:r>
+      <w:r>
+        <w:rPr>
+          <w:spacing w:val="-4"/>
+        </w:rPr>
+        <w:t>作</w:t>
+      </w:r>
+      <w:r>
+        <w:rPr>
+          <w:spacing w:val="23"/>
+        </w:rPr>
+        <w:t xml:space="preserve">  </w:t>
+      </w:r>
+      <w:r>
+        <w:rPr>
+          <w:spacing w:val="-4"/>
+        </w:rPr>
+        <w:t>者</w:t>
+      </w:r>
+      <w:r>
+        <w:rPr>
+          <w:spacing w:val="23"/>
+        </w:rPr>
+        <w:t xml:space="preserve">  </w:t>
+      </w:r>
+      <w:r>
+        <w:rPr>
+          <w:spacing w:val="-4"/>
+        </w:rPr>
+        <w:t>姓</w:t>
+      </w:r>
+      <w:r>
+        <w:rPr>
+          <w:spacing w:val="23"/>
+        </w:rPr>
+        <w:t xml:space="preserve">  </w:t>
+      </w:r>
+      <w:r>
+        <w:rPr>
+          <w:spacing w:val="-4"/>
+        </w:rPr>
+        <w:t>名</w:t>
+      </w:r>
+      <w:r>
+        <w:rPr>
+          <w:spacing w:val="18"/>
+        </w:rPr>
+        <w:t xml:space="preserve"> </w:t>
+      </w:r>
+      <w:r>
+        <w:rPr>
+          <w:spacing w:val="2"/>
+          <w:u w:val="single" w:color="auto"/>
+        </w:rPr>
+        <w:t xml:space="preserve">                        </w:t>
+      </w:r>
+      <w:r>
+        <w:rPr>
+          <w:rFonts w:hint="eastAsia"/>
+          <w:spacing w:val="2"/>
+          <w:u w:val="single" w:color="auto"/>
+          <w:lang w:val="en-US" w:eastAsia="zh-CN"/>
+        </w:rPr>
+        <w:t>徐诗霖</w:t>
+      </w:r>
+      <w:r>
+        <w:rPr>
           <w:u w:val="single" w:color="auto"/>
         </w:rPr>
         <w:tab/>
       </w:r>
       <w:r>
-        <w:rPr>
-          <w:rFonts w:ascii="Times New Roman" w:hAnsi="Times New Roman" w:eastAsia="Times New Roman" w:cs="Times New Roman"/>
-        </w:rPr>
         <w:t xml:space="preserve"> </w:t>
       </w:r>
       <w:r>
         <w:rPr>
-          <w:spacing w:val="-4"/>
-        </w:rPr>
-        <w:t>作</w:t>
+          <w:spacing w:val="1"/>
+        </w:rPr>
+        <w:t>指</w:t>
+      </w:r>
+      <w:r>
+        <w:rPr>
+          <w:spacing w:val="26"/>
+        </w:rPr>
+        <w:t xml:space="preserve">  </w:t>
+      </w:r>
+      <w:r>
+        <w:rPr>
+          <w:spacing w:val="1"/>
+        </w:rPr>
+        <w:t>导</w:t>
+      </w:r>
+      <w:r>
+        <w:rPr>
+          <w:spacing w:val="21"/>
+        </w:rPr>
+        <w:t xml:space="preserve">  </w:t>
+      </w:r>
+      <w:r>
+        <w:rPr>
+          <w:spacing w:val="1"/>
+        </w:rPr>
+        <w:t>教</w:t>
       </w:r>
       <w:r>
         <w:rPr>
@@ -496,139 +574,63 @@
       </w:r>
       <w:r>
         <w:rPr>
-          <w:spacing w:val="-4"/>
-        </w:rPr>
-        <w:t>者</w:t>
-      </w:r>
-      <w:r>
-        <w:rPr>
-          <w:spacing w:val="23"/>
+          <w:spacing w:val="1"/>
+        </w:rPr>
+        <w:t xml:space="preserve">师 </w:t>
+      </w:r>
+      <w:r>
+        <w:rPr>
+          <w:spacing w:val="1"/>
+          <w:u w:val="single" w:color="auto"/>
+        </w:rPr>
+        <w:t xml:space="preserve">                  </w:t>
+      </w:r>
+      <w:r>
+        <w:rPr>
+          <w:rFonts w:hint="eastAsia"/>
+          <w:spacing w:val="1"/>
+          <w:u w:val="single" w:color="auto"/>
+          <w:lang w:val="en-US" w:eastAsia="zh-CN"/>
+        </w:rPr>
+        <w:t xml:space="preserve"> 鲁</w:t>
+      </w:r>
+      <w:r>
+        <w:rPr>
+          <w:u w:val="single" w:color="auto"/>
         </w:rPr>
         <w:t xml:space="preserve">  </w:t>
       </w:r>
       <w:r>
         <w:rPr>
-          <w:spacing w:val="-4"/>
-        </w:rPr>
-        <w:t>姓</w:t>
-      </w:r>
-      <w:r>
-        <w:rPr>
-          <w:spacing w:val="23"/>
+          <w:rFonts w:hint="eastAsia"/>
+          <w:u w:val="single" w:color="auto"/>
+          <w:lang w:val="en-US" w:eastAsia="zh-CN"/>
+        </w:rPr>
+        <w:t xml:space="preserve">力 </w:t>
+      </w:r>
+      <w:r>
+        <w:rPr>
+          <w:u w:val="single" w:color="auto"/>
         </w:rPr>
         <w:t xml:space="preserve">  </w:t>
       </w:r>
       <w:r>
         <w:rPr>
-          <w:spacing w:val="-4"/>
-        </w:rPr>
-        <w:t>名</w:t>
-      </w:r>
-      <w:r>
-        <w:rPr>
-          <w:spacing w:val="18"/>
-        </w:rPr>
-        <w:t xml:space="preserve"> </w:t>
-      </w:r>
-      <w:r>
-        <w:rPr>
-          <w:spacing w:val="2"/>
-          <w:u w:val="single" w:color="auto"/>
-        </w:rPr>
-        <w:t xml:space="preserve">                        </w:t>
-      </w:r>
-      <w:r>
-        <w:rPr>
-          <w:spacing w:val="-4"/>
-          <w:u w:val="single" w:color="auto"/>
-        </w:rPr>
-        <w:t>张三</w:t>
-      </w:r>
-      <w:r>
-        <w:rPr>
-          <w:u w:val="single" w:color="auto"/>
-        </w:rPr>
-        <w:tab/>
-      </w:r>
-      <w:r>
-        <w:t xml:space="preserve"> </w:t>
-      </w:r>
-      <w:r>
-        <w:rPr>
-          <w:spacing w:val="1"/>
-        </w:rPr>
-        <w:t>指</w:t>
-      </w:r>
-      <w:r>
-        <w:rPr>
-          <w:spacing w:val="26"/>
-        </w:rPr>
-        <w:t xml:space="preserve">  </w:t>
-      </w:r>
-      <w:r>
-        <w:rPr>
-          <w:spacing w:val="1"/>
-        </w:rPr>
-        <w:t>导</w:t>
-      </w:r>
-      <w:r>
-        <w:rPr>
-          <w:spacing w:val="21"/>
-        </w:rPr>
-        <w:t xml:space="preserve">  </w:t>
-      </w:r>
-      <w:r>
-        <w:rPr>
-          <w:spacing w:val="1"/>
-        </w:rPr>
-        <w:t>教</w:t>
-      </w:r>
-      <w:r>
-        <w:rPr>
-          <w:spacing w:val="23"/>
-        </w:rPr>
-        <w:t xml:space="preserve">  </w:t>
-      </w:r>
-      <w:r>
-        <w:rPr>
-          <w:spacing w:val="1"/>
-        </w:rPr>
-        <w:t xml:space="preserve">师 </w:t>
-      </w:r>
-      <w:r>
-        <w:rPr>
-          <w:spacing w:val="1"/>
-          <w:u w:val="single" w:color="auto"/>
-        </w:rPr>
-        <w:t xml:space="preserve">                   李四</w:t>
-      </w:r>
-      <w:r>
-        <w:rPr>
-          <w:spacing w:val="12"/>
-          <w:u w:val="single" w:color="auto"/>
-        </w:rPr>
-        <w:t xml:space="preserve">    </w:t>
-      </w:r>
-      <w:r>
-        <w:rPr>
-          <w:spacing w:val="1"/>
-          <w:u w:val="single" w:color="auto"/>
-        </w:rPr>
-        <w:t>教授</w:t>
-      </w:r>
-      <w:r>
-        <w:rPr>
-          <w:u w:val="single" w:color="auto"/>
-        </w:rPr>
-        <w:t xml:space="preserve">      </w:t>
-      </w:r>
-      <w:r>
-        <w:rPr>
           <w:rFonts w:hint="eastAsia"/>
           <w:u w:val="single" w:color="auto"/>
           <w:lang w:val="en-US" w:eastAsia="zh-CN"/>
         </w:rPr>
-        <w:t xml:space="preserve">   </w:t>
+        <w:t xml:space="preserve"> 教  授</w:t>
+      </w:r>
+      <w:bookmarkStart w:id="0" w:name="_GoBack"/>
+      <w:bookmarkEnd w:id="0"/>
+      <w:r>
+        <w:rPr>
+          <w:rFonts w:hint="eastAsia"/>
+          <w:u w:val="single" w:color="auto"/>
+          <w:lang w:val="en-US" w:eastAsia="zh-CN"/>
+        </w:rPr>
+        <w:t xml:space="preserve">       </w:t>
       </w:r>
       <w:r>
         <w:rPr>
